--- a/example_articles/states/Wisconsin/5.states_Wisconsin_Other_publisher.docx
+++ b/example_articles/states/Wisconsin/5.states_Wisconsin_Other_publisher.docx
@@ -29,17 +29,17 @@
     </w:p>
     <w:p>
       <w:r>
-        <w:t>Source File: Other publishers/Files (500) (24).DOCX</w:t>
+        <w:t>Source file: Other publishers/Files (500) (24).DOCX</w:t>
       </w:r>
     </w:p>
     <w:p>
       <w:r>
-        <w:t>Raw locations result: ['Wisconsin']</w:t>
+        <w:t>Raw locations result, 'locations': ['Wisconsin']</w:t>
       </w:r>
     </w:p>
     <w:p>
       <w:r>
-        <w:t>states_stand_flat (Standardized): Wisconsin</w:t>
+        <w:t>Standardized locations result, 'states_stand_flat': Wisconsin</w:t>
       </w:r>
     </w:p>
     <w:p>

--- a/example_articles/states/Wisconsin/5.states_Wisconsin_Other_publisher.docx
+++ b/example_articles/states/Wisconsin/5.states_Wisconsin_Other_publisher.docx
@@ -7,9 +7,11 @@
         <w:pStyle w:val="Heading1"/>
       </w:pPr>
       <w:r>
-        <w:t>Task force nearing decision on house;</w:t>
+        <w:t>THE WISCONSIN PRIMARY;</w:t>
         <w:br/>
-        <w:t xml:space="preserve"> Fans of the 139-year-old Dahl House in St. Paul hope it will be saved, but critics say there's not much worth preserving.</w:t>
+        <w:t>A close call for Kerry;</w:t>
+        <w:br/>
+        <w:t>Edwards' showing keeps national race alive</w:t>
       </w:r>
     </w:p>
     <w:p>
@@ -19,22 +21,22 @@
     </w:p>
     <w:p>
       <w:r>
-        <w:t>Date: 1997-10-21</w:t>
+        <w:t>Date: 2004-02-18</w:t>
       </w:r>
     </w:p>
     <w:p>
       <w:r>
-        <w:t>Section: News; Pg. 1B</w:t>
+        <w:t>Section: NEWS; Pg. 1A</w:t>
       </w:r>
     </w:p>
     <w:p>
       <w:r>
-        <w:t>Source file: Other publishers/Files (500) (24).DOCX</w:t>
+        <w:t>Source file: Other publishers/Files (500) (28).DOCX</w:t>
       </w:r>
     </w:p>
     <w:p>
       <w:r>
-        <w:t>Raw locations result, 'locations': ['Wisconsin']</w:t>
+        <w:t>Raw locations result, 'locations': ['Wisconsin', 'Janesville', 'Middleton', 'Madison', 'Milwaukee', 'Dane County', 'East Troy', 'Waukesha']</w:t>
       </w:r>
     </w:p>
     <w:p>
@@ -51,45 +53,165 @@
     </w:p>
     <w:p>
       <w:r>
-        <w:t>It took more than 75 years, but Ed Martin went back inside his ancestral home Monday, realizing that the next 10 days will determine its fate.</w:t>
+        <w:t>Infusing the Democratic presidential race with new drama, Wisconsin primary voters gave Massachusetts Sen. John Kerry an unexpectedly narrow victory over Sen. John Edwards of North Carolina, setting up what appears to be a one-on-one contest as the race moves toward a showdown March 2.</w:t>
         <w:br/>
-        <w:t xml:space="preserve"> Martin, 86, joined a group of St. Paul preservationists and state officials on a hard-hat tour of the tiny working-class cottage his great-grandparents William and Catherine Dahl built for $ 300 in 1858. Martin said he hadn't been in the house since he visited his great-uncle Edward Dahl in the early 1920s.</w:t>
+        <w:t xml:space="preserve">     Vowing to move "full throttle to the next group of states," an elated Edwards kept alive a national race that had been all but declared for Kerry.</w:t>
         <w:br/>
-        <w:t xml:space="preserve"> "I'm prejudiced, of course, but I think it would be criminal to destroy this home," said Martin, who lives in Woodbury. "I certainly hope it will be preserved right here, not somewhere else, so it can remind everybody of what life was like in the 1850s."</w:t>
+        <w:t xml:space="preserve">     "The voters of Wisconsin sent a clear message," Edwards said. "The message was this: Objects in your mirror may be closer than they appear."</w:t>
         <w:br/>
-        <w:t>The dilapidated home, built the year Minnesota became a state, is the last remnant of the thriving immigrant community that sprouted long before the maze of government buildings that now surrounds the Capitol.</w:t>
+        <w:t xml:space="preserve">     With 96 percent of precincts reporting, Kerry had 40 percent and Edwards had 34 percent.</w:t>
         <w:br/>
-        <w:t xml:space="preserve"> After holding its ground for 139 years, however, the Dahl House's future is expected to be determined within the next 10 days. A new $ 70 million home for the state Department of Revenue is going up on a fast-track schedule between Jackson and Robert Streets, near Regions Hospital and Interstate Hwy. 94.</w:t>
+        <w:t xml:space="preserve">   The clear loser in Wisconsin was former Vermont Gov. Howard Dean, who finished a distant third in what 10 days ago he said was his must-win state. He had 18 percent of the vote.</w:t>
         <w:br/>
-        <w:t xml:space="preserve"> Despite its perch on the National Register of Historic Places, the Dahl House is in jeopardy.</w:t>
+        <w:t xml:space="preserve">     "We're not done yet together," Dean told his followers at the Madison Concourse Hotel after calling Kerry and Edwards to congratulate them.</w:t>
         <w:br/>
-        <w:t xml:space="preserve"> Elaine Hansen, state commissioner of administration, has named a four-person task force to decide "if and where the Dahl House should be preserved." She said the panel has until Oct. 31 to "solicit ideas and make a decision."</w:t>
+        <w:t xml:space="preserve">     It wasn't clear, though, how Dean planned to proceed, having lost all 17 states to hold contests so far. He went home to Vermont Tuesday night to reassess his candidacy.</w:t>
         <w:br/>
-        <w:t xml:space="preserve"> Preservationists argue that, unlike all the preserved mansions on Summit Avenue, the Dahl House reflects the life of ordinary St. Paul residents during the year of statehood.</w:t>
+        <w:t xml:space="preserve">     Edwards' only win was in South Carolina, where he was born, although he finished a strong second in some other states, including the season-opener in Iowa. His surprising surge in Wisconsin's open primary was fueled in part by heavy cross-over voting by Republicans and independents, according to the Associated Press exit polling.</w:t>
         <w:br/>
-        <w:t xml:space="preserve"> "If it were a wealthy person's house like those on Summit Avenue, of course they'd leave it and build around it," said Tom Guelcher, a member of the St. Paul Heritage Preservation Commission. "[Gov.] Arne Carlson thinks this is an insignificant shack getting in the way of progress, but it's not insignificant. It's the last house in the area that represents the hard-working history of Minnesota."</w:t>
+        <w:t xml:space="preserve">     Ten percent of voters in the Democratic primary were Republicans, and they overwhelmingly favored Edwards, according to an AP survey of voters as they left polling places. Under Wisconsin's open primary law, voters can vote in any party primary, regardless of their own political affiliation. Independents - about 30 percent of those voting the Democratic primary - also voted heavily for Edwards.</w:t>
         <w:br/>
-        <w:t xml:space="preserve"> Not everyone agrees.</w:t>
+        <w:t xml:space="preserve">     "That's been happening in other primaries too," Edwards said. "Republicans who would consider voting Democratic and independents are the people we have to win over to win the general election."</w:t>
         <w:br/>
-        <w:t xml:space="preserve"> "Simply moving the remains of the box and spending oodles of money to put it back together, to me, is superficial and misses the story," said Tom Blank, a paid architectural consultant to the Capitol-area planning board.</w:t>
+        <w:t xml:space="preserve">     "That's why I'm the best candidate to take on George Bush," Edwards said.</w:t>
         <w:br/>
-        <w:t xml:space="preserve"> He recommends dismantling the oft-refurbished house and documenting its history with a video. He said scientists and historians can determine, among other things, whether there is hand-burnt lime in the foundation and whether human or animal hair was used to reinforce the plaster.</w:t>
+        <w:t xml:space="preserve">     The question that will follow Edwards out of Wisconsin is how well he will do in states that limit voting to registered Democrats.</w:t>
         <w:br/>
-        <w:t xml:space="preserve"> "We ought to get architecture students and archaeologists out here to help analyze and interpret the story of the house," Blank said.</w:t>
+        <w:t xml:space="preserve">     With Wisconsin, Kerry has won 15 of 17 states. He also has picked up endorsements that can leverage the money he needs to drive his race forward, while Edwards scrambled coast-to-coast for funds even as he campaigned in Wisconsin. On Tuesday, Kerry picked up endorsements from the Teamsters and 18 other unions in a coalition called the Alliance for Economic Justice.</w:t>
         <w:br/>
-        <w:t xml:space="preserve"> Money questions</w:t>
+        <w:t xml:space="preserve">     "The motto of the state of Wisconsin is forward, and I want to thank the state of Wisconsin for moving this cause and this campaign forward in this great state," Kerry said, speaking from the Marriott Madison West in Middleton.</w:t>
         <w:br/>
-        <w:t xml:space="preserve"> Hansen, too, has become exasperated with the Save the Dahl House movement.</w:t>
+        <w:t xml:space="preserve">     Edwards' strong showing in Wisconsin changes the landscape of the national race as it heads toward Super Tuesday on March 2, when 10 states will hold primaries or caucuses. Minnesota holds its presidential caucuses that day, along with primaries in big states such as California, New York and Ohio.</w:t>
         <w:br/>
-        <w:t xml:space="preserve"> "I am becoming frustrated," Hansen said, "with the lack of input I'm getting other than 'preserve it,' without any assistance on who or how or why."</w:t>
+        <w:t xml:space="preserve">     "I've been looking forward to the time when this would be a two-person race," Edwards said on CNN's "Larry King Live." "This is the moment I had been looking for."</w:t>
         <w:br/>
-        <w:t xml:space="preserve"> She said the new revenue building's budget includes $ 150,000 that has been spent to protect the house. But the state appropriation to build the new building does not legally allow earmarking money to restore the Dahl House. If, as some suggest, it should become a form distribution center or office meeting room for state revenue officials, it would need handicapped-accessible bathrooms and other costly updates that could run as high as $ 500,000.</w:t>
+        <w:t xml:space="preserve">     After Super Tuesday, about 70 percent of the delegates to next summer's Democratic National Convention will have been selected.</w:t>
         <w:br/>
-        <w:t xml:space="preserve"> Proponents of saving the Dahl House insist those figures are grossly exaggerated and blame the state's lack of maintenance for the last 20 years for the building's current state of disrepair.</w:t>
+        <w:t xml:space="preserve">     In Wisconsin, Edwards tried to squeeze Dean throughout the final days of the race, saying repeatedly that he was relishing the chance to go one-on-one against Kerry. He also sounded increasingly strident toward Kerry, walking a fine line between keeping his promise not to attack the others while declaring sharp differences between him and Kerry.</w:t>
         <w:br/>
-        <w:t xml:space="preserve"> As Martin walked amid the rotted ceilings and warped floorboards Monday, he spotted examples of the original clapboard siding, roof planks, chimney bricks and a window sash.</w:t>
+        <w:t xml:space="preserve">     Edwards got a last-minute boost from Wisconsin's newspapers. The Milwaukee Journal-Sentinel endorsed him on Monday, as did some smaller papers in strategic locations.</w:t>
         <w:br/>
-        <w:t xml:space="preserve"> "It's amazing to be back here after so many, many years," Martin said. "Despite the lack of maintenance, it's in good shape. I only hope this isn't my last time in the home."</w:t>
+        <w:t xml:space="preserve">     Edwards has emerged as the candidate whose message resonates with workers who feel the economy is leaving them behind. There are two Americas, he said everywhere he appeared, one for the wealthy and one for everyone else.</w:t>
+        <w:br/>
+        <w:t xml:space="preserve">     Voters began switching to Edwards late in the race after getting a chance to meet him in person or see him in a televised debate on Sunday.</w:t>
+        <w:br/>
+        <w:t xml:space="preserve">     "Normal people need an advocate," said Al Bennett, a retired firefighter in Janesville who was impressed with Edwards' rise from a poor working class family to a successful trial lawyer.</w:t>
+        <w:br/>
+        <w:t xml:space="preserve">     After casting a vote for Edwards in Middleton township, Ann Green, a stay-at-home mom, said, "He's a new fresh voice and not the same old, same old."</w:t>
+        <w:br/>
+        <w:t xml:space="preserve">     To distinguish himself from Dean and Kerry, Edwards stressed opposition to the North American Free Trade Agreement, which has become a prime target in the hunt for reasons that Wisconsin suffered a hemorrhage of jobs during the recent recession. At each campaign stop, Edwards declared that he opposed NAFTA while Kerry and Dean supported it. Edwards wasn't yet in the Senate when the trade pact was passed at the urging of then-President Bill Clinton. Kerry, who voted for it, and Dean have said they would reassess NAFTA and make adjustments where they are needed or renegotiate it.</w:t>
+        <w:br/>
+        <w:t xml:space="preserve">     As the polls opened on Tuesday, Kerry appeared in Milwaukee with former Rep. Dick Gephardt of Missouri to accept the endorsement from the coalition of unions. The endorsement adds clout and fundraising power to Kerry's campaign. Gephardt, who dropped out of the race after losing in Iowa, had endorsed Kerry earlier. So had Rep. David Obey and several other prominent Wisconsin Democrats. Gov. Jim Doyle didn't endorse a candidate, but he appeared frequently at Kerry's side during the final hours of the campaign.</w:t>
+        <w:br/>
+        <w:t xml:space="preserve">     Dean started the year leading in fundraising and voter support measured by the polls. After losing key early contests, he declared Wisconsin to be crucial for him and bypassed several other states to concentrate on wooing Badger State voters. His campaign suffered constant setbacks, though, as he lost key labor support and top campaign officials abandoned ship.</w:t>
+        <w:br/>
+        <w:t xml:space="preserve">     Although some Republicans crossed over into the Democratic primary, others chose to show their support for President Bush, even though he was facing no real challenge. Joan Anderson made the trek to the Middleton Town Hall to vote for him. "I always exercise my right," she said.</w:t>
+        <w:br/>
+        <w:t xml:space="preserve">     Andy Balgord of East Troy had another reason to turn out for Bush: The Iraq war. Balgord's brother, Army Sgt. Thomas Balgord, was deployed to the Mideast eight months ago.</w:t>
+        <w:br/>
+        <w:t xml:space="preserve">     "President Bush made a decision to liberate Iraq," said Balgord, a sophomore at the University of Wisconsin-Waukesha. "My brother is willing to do it. It's important for me to show that I support him."</w:t>
+        <w:br/>
+        <w:t xml:space="preserve">     Not every Republican was voting for Bush, though. Political scientists in Wisconsin say that no one knows the full effect of crossover voting, but there is little evidence up until now that organized efforts have thrown an election.</w:t>
+        <w:br/>
+        <w:t xml:space="preserve">     The Wisconsin Elections Board predicted 1.6 million voters would go to the polls Tuesday, about a 40 percent turnout and the highest participation in a state primary election since 1980, said Kevin Kennedy, the board's executive director. The highly competitive Democratic race was one factor in the turnout. But Wisconsin voters also were driven to the polls by local issues. Milwaukee voters winnowed the field in a 10-way race for mayor, deciding which two candidates move on to the general election. In Dane County, voters were energized and polarized over a referendum on a proposal by the Ho Chunk Nation to expand a bingo hall in Madison into a gambling casino.</w:t>
+        <w:br/>
+        <w:t xml:space="preserve">     Sharon Schmickle is at sschmickle@startribune.com  </w:t>
+        <w:br/>
+        <w:t xml:space="preserve">.     </w:t>
+        <w:br/>
+        <w:t xml:space="preserve">     WHAT'S NEXT</w:t>
+        <w:br/>
+        <w:t xml:space="preserve">     Tuesday: Hawaii and Idaho caucuses, Utah primary.</w:t>
+        <w:br/>
+        <w:t xml:space="preserve">     March 2, Super Tuesday: California, Connecticut, Georgia, Maryland, Massachusetts, New York, Ohio, Rhode Island and Vermont primaries. Plus Minnesota caucuses and Texas primary/caucus.</w:t>
+        <w:br/>
+        <w:t xml:space="preserve">     .</w:t>
+        <w:br/>
+        <w:t xml:space="preserve">     SEN. JOHN KERRY: 40%</w:t>
+        <w:br/>
+        <w:t xml:space="preserve">     SEN. JOHN EDWARDS: 34%</w:t>
+        <w:br/>
+        <w:t xml:space="preserve">     HOWARD DEAN: 18 %</w:t>
+        <w:br/>
+        <w:t xml:space="preserve">        96% of precincts reporting</w:t>
+        <w:br/>
+        <w:t xml:space="preserve">     Democratic primary results</w:t>
+        <w:br/>
+        <w:t xml:space="preserve">     Unofficial returns for the major candidates in the Democratic presidential primaries on Tuesday. Winners are marked by an 'x'.</w:t>
+        <w:br/>
+        <w:t xml:space="preserve">     Virginia</w:t>
+        <w:br/>
+        <w:t xml:space="preserve">     2,307 of 2,307 precincts - 100%</w:t>
+        <w:br/>
+        <w:t xml:space="preserve">   .</w:t>
+        <w:br/>
+        <w:t xml:space="preserve"> Candidate         Vote/Percent</w:t>
+        <w:br/>
+        <w:t>Wesley Clark#        12,224   2%</w:t>
+        <w:br/>
+        <w:t>Howard Dean         146,074 18</w:t>
+        <w:br/>
+        <w:t>John Edwards        275,150 34</w:t>
+        <w:br/>
+        <w:t>x John Kerry        316,998 40</w:t>
+        <w:br/>
+        <w:t>Dennis Kucinich      26,722   3</w:t>
+        <w:br/>
+        <w:t>Joe Lieberman#        3,774 &lt;1</w:t>
+        <w:br/>
+        <w:t>Al Sharpton          14,162 &lt;1</w:t>
+        <w:br/>
+        <w:t>uncommitted           1,095 &lt;1</w:t>
+        <w:br/>
+        <w:t>Dick Gephardt#        1,226 &lt;1</w:t>
+        <w:br/>
+        <w:t>Lyndon LaRouche Jr.   1,482 &lt;1</w:t>
+        <w:br/>
+        <w:t>C. Moseley Braun#     1,572 &lt;1</w:t>
+        <w:br/>
+        <w:t xml:space="preserve">     #Candidates who had dropped out earlier, but remained on the ballot.</w:t>
+        <w:br/>
+        <w:t>ESTIMATED DELEGATE COUNTS</w:t>
+        <w:br/>
+        <w:t xml:space="preserve">     Republican           </w:t>
+        <w:br/>
+        <w:t xml:space="preserve">                                     Delegates#</w:t>
+        <w:br/>
+        <w:t xml:space="preserve">    President Bush                       260        </w:t>
+        <w:br/>
+        <w:t xml:space="preserve">         needed for nomination         1,255</w:t>
+        <w:br/>
+        <w:t xml:space="preserve">     .</w:t>
+        <w:br/>
+        <w:t xml:space="preserve">     Democratic</w:t>
+        <w:br/>
+        <w:t xml:space="preserve">                        Delegates#</w:t>
+        <w:br/>
+        <w:t xml:space="preserve">     Kerry                  578</w:t>
+        <w:br/>
+        <w:t xml:space="preserve">     Dean                   188</w:t>
+        <w:br/>
+        <w:t xml:space="preserve">     Edwards                166</w:t>
+        <w:br/>
+        <w:t xml:space="preserve">     Clark                   74</w:t>
+        <w:br/>
+        <w:t xml:space="preserve">     Lieberman               16</w:t>
+        <w:br/>
+        <w:t xml:space="preserve">     Sharpton                 9</w:t>
+        <w:br/>
+        <w:t xml:space="preserve">     Gephardt                 3</w:t>
+        <w:br/>
+        <w:t xml:space="preserve">     Kucinich                 2</w:t>
+        <w:br/>
+        <w:t xml:space="preserve">     Other                    1</w:t>
+        <w:br/>
+        <w:t xml:space="preserve">     .</w:t>
+        <w:br/>
+        <w:t xml:space="preserve">   Needed for nomination 2,161</w:t>
+        <w:br/>
+        <w:t xml:space="preserve">     # = Before Tuesday's primary in Wisconsin.</w:t>
+        <w:br/>
+        <w:t xml:space="preserve">           - Source: Associated Press</w:t>
         <w:br/>
         <w:br/>
         <w:t>Graphic</w:t>
@@ -97,7 +219,7 @@
         <w:br/>
         <w:t xml:space="preserve"> </w:t>
         <w:br/>
-        <w:t>Photograph</w:t>
+        <w:t>CHART; PHOTO</w:t>
       </w:r>
     </w:p>
     <w:sectPr>

--- a/example_articles/states/Wisconsin/5.states_Wisconsin_Other_publisher.docx
+++ b/example_articles/states/Wisconsin/5.states_Wisconsin_Other_publisher.docx
@@ -7,11 +7,7 @@
         <w:pStyle w:val="Heading1"/>
       </w:pPr>
       <w:r>
-        <w:t>THE WISCONSIN PRIMARY;</w:t>
-        <w:br/>
-        <w:t>A close call for Kerry;</w:t>
-        <w:br/>
-        <w:t>Edwards' showing keeps national race alive</w:t>
+        <w:t>Selig knows there's no margin for error</w:t>
       </w:r>
     </w:p>
     <w:p>
@@ -21,22 +17,22 @@
     </w:p>
     <w:p>
       <w:r>
-        <w:t>Date: 2004-02-18</w:t>
+        <w:t>Date: 1998-07-15</w:t>
       </w:r>
     </w:p>
     <w:p>
       <w:r>
-        <w:t>Section: NEWS; Pg. 1A</w:t>
+        <w:t>Section: Sports;; On baseball;</w:t>
       </w:r>
     </w:p>
     <w:p>
       <w:r>
-        <w:t>Source file: Other publishers/Files (500) (28).DOCX</w:t>
+        <w:t>Source file: Other publishers/Files (500) (25).DOCX</w:t>
       </w:r>
     </w:p>
     <w:p>
       <w:r>
-        <w:t>Raw locations result, 'locations': ['Wisconsin', 'Janesville', 'Middleton', 'Madison', 'Milwaukee', 'Dane County', 'East Troy', 'Waukesha']</w:t>
+        <w:t>Raw locations result, 'locations': ['Wisconsin']</w:t>
       </w:r>
     </w:p>
     <w:p>
@@ -53,173 +49,39 @@
     </w:p>
     <w:p>
       <w:r>
-        <w:t>Infusing the Democratic presidential race with new drama, Wisconsin primary voters gave Massachusetts Sen. John Kerry an unexpectedly narrow victory over Sen. John Edwards of North Carolina, setting up what appears to be a one-on-one contest as the race moves toward a showdown March 2.</w:t>
+        <w:t>Even in the deepest, darkest days of baseball's labor mess, Bud Selig confidently predicted the game would stage a recovery so powerful it would astound even the most hardened skeptics.</w:t>
         <w:br/>
-        <w:t xml:space="preserve">     Vowing to move "full throttle to the next group of states," an elated Edwards kept alive a national race that had been all but declared for Kerry.</w:t>
+        <w:t>It's way too early to jump to conclusions, but the man who was then "acting" commissioner may have been on to something. During last week's news conference to announce his election as full-time czar, Selig alluded to a budding "renaissance" for the game long known as the national pastime.</w:t>
         <w:br/>
-        <w:t xml:space="preserve">     "The voters of Wisconsin sent a clear message," Edwards said. "The message was this: Objects in your mirror may be closer than they appear."</w:t>
+        <w:t>Bounding down the steps of County Stadium last weekend as he got ready for a thoroughly entertaining series between his Milwaukee Brewers (they'll always be his Brewers, even though he must give up control of the team), Selig was more than happy to explain why he feels that way.</w:t>
         <w:br/>
-        <w:t xml:space="preserve">     With 96 percent of precincts reporting, Kerry had 40 percent and Edwards had 34 percent.</w:t>
+        <w:t>"I said it in Denver (at the All-Star Game), and I've been thinking a lot about it," Selig said. "The game is so intrinsically good that if we - all of us - don't interface it with a lot of controversy and a lot of heartache and just keep focused on the game itself, it's so good that it will come back.</w:t>
         <w:br/>
-        <w:t xml:space="preserve">   The clear loser in Wisconsin was former Vermont Gov. Howard Dean, who finished a distant third in what 10 days ago he said was his must-win state. He had 18 percent of the vote.</w:t>
+        <w:t>"I think back on '94 (the strike year) and the whole '95 season, and boy, it was tough. But I was just going over the ratings and the demographics for the All-Star Game and the Home Run Derby, and now I know why NBC is as happy as they are. The demographics? Tremendous. With young people? Really good. So I feel good about things. We're continuing to make progress. But when all is said and done, at least in my opinion, it's the greatest game in the world, and it is so intrinsically good that it's survived a lot of things and a lot of people."</w:t>
         <w:br/>
-        <w:t xml:space="preserve">     "We're not done yet together," Dean told his followers at the Madison Concourse Hotel after calling Kerry and Edwards to congratulate them.</w:t>
+        <w:t>The new commish has reason to be optimistic, if not yet giddy, about baseball. The aforementioned TV ratings are improving, attendance is up, and fans are able to chart the chase for the home run record every day in addition to circling their calendars for when Cubs phenom Kerry Wood pitches.</w:t>
         <w:br/>
-        <w:t xml:space="preserve">     It wasn't clear, though, how Dean planned to proceed, having lost all 17 states to hold contests so far. He went home to Vermont Tuesday night to reassess his candidacy.</w:t>
+        <w:t>Knowing baseball history as he does, however, Selig has been careful to add one caveat as the party gets going: There is no margin for error.</w:t>
         <w:br/>
-        <w:t xml:space="preserve">     Edwards' only win was in South Carolina, where he was born, although he finished a strong second in some other states, including the season-opener in Iowa. His surprising surge in Wisconsin's open primary was fueled in part by heavy cross-over voting by Republicans and independents, according to the Associated Press exit polling.</w:t>
+        <w:t>"No, there is no margin," he said. "I said that to a lot of owners who asked me about it. I'll tell you why we have to be so careful. One significant indiscretion by any party would bring back all the stuff that's gone on. So I just say that what we need to do is stay focused, the way we're doing it. So I feel good about it. I really do.</w:t>
         <w:br/>
-        <w:t xml:space="preserve">     Ten percent of voters in the Democratic primary were Republicans, and they overwhelmingly favored Edwards, according to an AP survey of voters as they left polling places. Under Wisconsin's open primary law, voters can vote in any party primary, regardless of their own political affiliation. Independents - about 30 percent of those voting the Democratic primary - also voted heavily for Edwards.</w:t>
+        <w:t>"A lot of people at the All-Star Game said something very interesting - the atmosphere is different. You can feel it, you can sense it, and you could. It was like the old days. It was pre-1994."</w:t>
         <w:br/>
-        <w:t xml:space="preserve">     "That's been happening in other primaries too," Edwards said. "Republicans who would consider voting Democratic and independents are the people we have to win over to win the general election."</w:t>
+        <w:t>It's a good start. Because of players such as Mark McGwire, Sammy Sosa, Ken Griffey Jr. and Wood, people are talking about baseball more and more. The wild card has even won over many baseball purists.</w:t>
         <w:br/>
-        <w:t xml:space="preserve">     "That's why I'm the best candidate to take on George Bush," Edwards said.</w:t>
+        <w:t>But the challenges and the difficult problems are still there to solve. The gap between rich and poor franchises keeps growing wider, despite revenue sharing. Teams such as Montreal, Minnesota and San Diego claim it's just too hard to compete in today's climate. The Florida Marlins ripped apart their world championship team of last year, and the Padres threaten to do the same thing with their good club if they don't get a new stadium.</w:t>
         <w:br/>
-        <w:t xml:space="preserve">     The question that will follow Edwards out of Wisconsin is how well he will do in states that limit voting to registered Democrats.</w:t>
+        <w:t>Heaven help baseball, too, if either management or labor talks of another work stoppage.</w:t>
         <w:br/>
-        <w:t xml:space="preserve">     With Wisconsin, Kerry has won 15 of 17 states. He also has picked up endorsements that can leverage the money he needs to drive his race forward, while Edwards scrambled coast-to-coast for funds even as he campaigned in Wisconsin. On Tuesday, Kerry picked up endorsements from the Teamsters and 18 other unions in a coalition called the Alliance for Economic Justice.</w:t>
+        <w:t>It's hard not to root for a guy like Selig, a native son of a Midwestern working-class city. There he was over the weekend, bouncing through the County Stadium press box with his three granddaughters in tow. It brought a smile to watch the commissioner of baseball, a drippy ice cream cone in his hand, trying to catch up with the youngest of the girls so he could give it back to her.</w:t>
         <w:br/>
-        <w:t xml:space="preserve">     "The motto of the state of Wisconsin is forward, and I want to thank the state of Wisconsin for moving this cause and this campaign forward in this great state," Kerry said, speaking from the Marriott Madison West in Middleton.</w:t>
+        <w:t>Can you picture Peter Ueberroth doing that?</w:t>
         <w:br/>
-        <w:t xml:space="preserve">     Edwards' strong showing in Wisconsin changes the landscape of the national race as it heads toward Super Tuesday on March 2, when 10 states will hold primaries or caucuses. Minnesota holds its presidential caucuses that day, along with primaries in big states such as California, New York and Ohio.</w:t>
+        <w:t>Selig didn't forget Milwaukee's common folk, either. When he walked back up through the stands before one game, the new commissioner signed baseballs and accepted well-wishes from the fans.</w:t>
         <w:br/>
-        <w:t xml:space="preserve">     "I've been looking forward to the time when this would be a two-person race," Edwards said on CNN's "Larry King Live." "This is the moment I had been looking for."</w:t>
+        <w:t>Selig, as much as anybody around the game, has a keen sense of baseball's history. Until now his legacy, right or wrong, has been as the man who canceled the World Series in 1994.</w:t>
         <w:br/>
-        <w:t xml:space="preserve">     After Super Tuesday, about 70 percent of the delegates to next summer's Democratic National Convention will have been selected.</w:t>
-        <w:br/>
-        <w:t xml:space="preserve">     In Wisconsin, Edwards tried to squeeze Dean throughout the final days of the race, saying repeatedly that he was relishing the chance to go one-on-one against Kerry. He also sounded increasingly strident toward Kerry, walking a fine line between keeping his promise not to attack the others while declaring sharp differences between him and Kerry.</w:t>
-        <w:br/>
-        <w:t xml:space="preserve">     Edwards got a last-minute boost from Wisconsin's newspapers. The Milwaukee Journal-Sentinel endorsed him on Monday, as did some smaller papers in strategic locations.</w:t>
-        <w:br/>
-        <w:t xml:space="preserve">     Edwards has emerged as the candidate whose message resonates with workers who feel the economy is leaving them behind. There are two Americas, he said everywhere he appeared, one for the wealthy and one for everyone else.</w:t>
-        <w:br/>
-        <w:t xml:space="preserve">     Voters began switching to Edwards late in the race after getting a chance to meet him in person or see him in a televised debate on Sunday.</w:t>
-        <w:br/>
-        <w:t xml:space="preserve">     "Normal people need an advocate," said Al Bennett, a retired firefighter in Janesville who was impressed with Edwards' rise from a poor working class family to a successful trial lawyer.</w:t>
-        <w:br/>
-        <w:t xml:space="preserve">     After casting a vote for Edwards in Middleton township, Ann Green, a stay-at-home mom, said, "He's a new fresh voice and not the same old, same old."</w:t>
-        <w:br/>
-        <w:t xml:space="preserve">     To distinguish himself from Dean and Kerry, Edwards stressed opposition to the North American Free Trade Agreement, which has become a prime target in the hunt for reasons that Wisconsin suffered a hemorrhage of jobs during the recent recession. At each campaign stop, Edwards declared that he opposed NAFTA while Kerry and Dean supported it. Edwards wasn't yet in the Senate when the trade pact was passed at the urging of then-President Bill Clinton. Kerry, who voted for it, and Dean have said they would reassess NAFTA and make adjustments where they are needed or renegotiate it.</w:t>
-        <w:br/>
-        <w:t xml:space="preserve">     As the polls opened on Tuesday, Kerry appeared in Milwaukee with former Rep. Dick Gephardt of Missouri to accept the endorsement from the coalition of unions. The endorsement adds clout and fundraising power to Kerry's campaign. Gephardt, who dropped out of the race after losing in Iowa, had endorsed Kerry earlier. So had Rep. David Obey and several other prominent Wisconsin Democrats. Gov. Jim Doyle didn't endorse a candidate, but he appeared frequently at Kerry's side during the final hours of the campaign.</w:t>
-        <w:br/>
-        <w:t xml:space="preserve">     Dean started the year leading in fundraising and voter support measured by the polls. After losing key early contests, he declared Wisconsin to be crucial for him and bypassed several other states to concentrate on wooing Badger State voters. His campaign suffered constant setbacks, though, as he lost key labor support and top campaign officials abandoned ship.</w:t>
-        <w:br/>
-        <w:t xml:space="preserve">     Although some Republicans crossed over into the Democratic primary, others chose to show their support for President Bush, even though he was facing no real challenge. Joan Anderson made the trek to the Middleton Town Hall to vote for him. "I always exercise my right," she said.</w:t>
-        <w:br/>
-        <w:t xml:space="preserve">     Andy Balgord of East Troy had another reason to turn out for Bush: The Iraq war. Balgord's brother, Army Sgt. Thomas Balgord, was deployed to the Mideast eight months ago.</w:t>
-        <w:br/>
-        <w:t xml:space="preserve">     "President Bush made a decision to liberate Iraq," said Balgord, a sophomore at the University of Wisconsin-Waukesha. "My brother is willing to do it. It's important for me to show that I support him."</w:t>
-        <w:br/>
-        <w:t xml:space="preserve">     Not every Republican was voting for Bush, though. Political scientists in Wisconsin say that no one knows the full effect of crossover voting, but there is little evidence up until now that organized efforts have thrown an election.</w:t>
-        <w:br/>
-        <w:t xml:space="preserve">     The Wisconsin Elections Board predicted 1.6 million voters would go to the polls Tuesday, about a 40 percent turnout and the highest participation in a state primary election since 1980, said Kevin Kennedy, the board's executive director. The highly competitive Democratic race was one factor in the turnout. But Wisconsin voters also were driven to the polls by local issues. Milwaukee voters winnowed the field in a 10-way race for mayor, deciding which two candidates move on to the general election. In Dane County, voters were energized and polarized over a referendum on a proposal by the Ho Chunk Nation to expand a bingo hall in Madison into a gambling casino.</w:t>
-        <w:br/>
-        <w:t xml:space="preserve">     Sharon Schmickle is at sschmickle@startribune.com  </w:t>
-        <w:br/>
-        <w:t xml:space="preserve">.     </w:t>
-        <w:br/>
-        <w:t xml:space="preserve">     WHAT'S NEXT</w:t>
-        <w:br/>
-        <w:t xml:space="preserve">     Tuesday: Hawaii and Idaho caucuses, Utah primary.</w:t>
-        <w:br/>
-        <w:t xml:space="preserve">     March 2, Super Tuesday: California, Connecticut, Georgia, Maryland, Massachusetts, New York, Ohio, Rhode Island and Vermont primaries. Plus Minnesota caucuses and Texas primary/caucus.</w:t>
-        <w:br/>
-        <w:t xml:space="preserve">     .</w:t>
-        <w:br/>
-        <w:t xml:space="preserve">     SEN. JOHN KERRY: 40%</w:t>
-        <w:br/>
-        <w:t xml:space="preserve">     SEN. JOHN EDWARDS: 34%</w:t>
-        <w:br/>
-        <w:t xml:space="preserve">     HOWARD DEAN: 18 %</w:t>
-        <w:br/>
-        <w:t xml:space="preserve">        96% of precincts reporting</w:t>
-        <w:br/>
-        <w:t xml:space="preserve">     Democratic primary results</w:t>
-        <w:br/>
-        <w:t xml:space="preserve">     Unofficial returns for the major candidates in the Democratic presidential primaries on Tuesday. Winners are marked by an 'x'.</w:t>
-        <w:br/>
-        <w:t xml:space="preserve">     Virginia</w:t>
-        <w:br/>
-        <w:t xml:space="preserve">     2,307 of 2,307 precincts - 100%</w:t>
-        <w:br/>
-        <w:t xml:space="preserve">   .</w:t>
-        <w:br/>
-        <w:t xml:space="preserve"> Candidate         Vote/Percent</w:t>
-        <w:br/>
-        <w:t>Wesley Clark#        12,224   2%</w:t>
-        <w:br/>
-        <w:t>Howard Dean         146,074 18</w:t>
-        <w:br/>
-        <w:t>John Edwards        275,150 34</w:t>
-        <w:br/>
-        <w:t>x John Kerry        316,998 40</w:t>
-        <w:br/>
-        <w:t>Dennis Kucinich      26,722   3</w:t>
-        <w:br/>
-        <w:t>Joe Lieberman#        3,774 &lt;1</w:t>
-        <w:br/>
-        <w:t>Al Sharpton          14,162 &lt;1</w:t>
-        <w:br/>
-        <w:t>uncommitted           1,095 &lt;1</w:t>
-        <w:br/>
-        <w:t>Dick Gephardt#        1,226 &lt;1</w:t>
-        <w:br/>
-        <w:t>Lyndon LaRouche Jr.   1,482 &lt;1</w:t>
-        <w:br/>
-        <w:t>C. Moseley Braun#     1,572 &lt;1</w:t>
-        <w:br/>
-        <w:t xml:space="preserve">     #Candidates who had dropped out earlier, but remained on the ballot.</w:t>
-        <w:br/>
-        <w:t>ESTIMATED DELEGATE COUNTS</w:t>
-        <w:br/>
-        <w:t xml:space="preserve">     Republican           </w:t>
-        <w:br/>
-        <w:t xml:space="preserve">                                     Delegates#</w:t>
-        <w:br/>
-        <w:t xml:space="preserve">    President Bush                       260        </w:t>
-        <w:br/>
-        <w:t xml:space="preserve">         needed for nomination         1,255</w:t>
-        <w:br/>
-        <w:t xml:space="preserve">     .</w:t>
-        <w:br/>
-        <w:t xml:space="preserve">     Democratic</w:t>
-        <w:br/>
-        <w:t xml:space="preserve">                        Delegates#</w:t>
-        <w:br/>
-        <w:t xml:space="preserve">     Kerry                  578</w:t>
-        <w:br/>
-        <w:t xml:space="preserve">     Dean                   188</w:t>
-        <w:br/>
-        <w:t xml:space="preserve">     Edwards                166</w:t>
-        <w:br/>
-        <w:t xml:space="preserve">     Clark                   74</w:t>
-        <w:br/>
-        <w:t xml:space="preserve">     Lieberman               16</w:t>
-        <w:br/>
-        <w:t xml:space="preserve">     Sharpton                 9</w:t>
-        <w:br/>
-        <w:t xml:space="preserve">     Gephardt                 3</w:t>
-        <w:br/>
-        <w:t xml:space="preserve">     Kucinich                 2</w:t>
-        <w:br/>
-        <w:t xml:space="preserve">     Other                    1</w:t>
-        <w:br/>
-        <w:t xml:space="preserve">     .</w:t>
-        <w:br/>
-        <w:t xml:space="preserve">   Needed for nomination 2,161</w:t>
-        <w:br/>
-        <w:t xml:space="preserve">     # = Before Tuesday's primary in Wisconsin.</w:t>
-        <w:br/>
-        <w:t xml:space="preserve">           - Source: Associated Press</w:t>
-        <w:br/>
-        <w:br/>
-        <w:t>Graphic</w:t>
-        <w:br/>
-        <w:br/>
-        <w:t xml:space="preserve"> </w:t>
-        <w:br/>
-        <w:t>CHART; PHOTO</w:t>
+        <w:t>As full-time commissioner, he can improve his own standing and help change the course of the game's history for the better.</w:t>
       </w:r>
     </w:p>
     <w:sectPr>
